--- a/docs/wip/From_Concept_to_Principle.docx
+++ b/docs/wip/From_Concept_to_Principle.docx
@@ -1383,6 +1383,603 @@
         </w:rPr>
         <w:t xml:space="preserve">Useful as a live test of the lifecycle rather than a hypothetical. Concept: proposed after re-reading the Shared Vision paragraph, extended to the multi-domain case. Feasibility Review: done — the wave-interference mechanism holds up as a physical analogy, cascading failure is flagged as the more defensible framing than literal "total destruction," and three open questions were named rather than glossed over (Manager/Team measurement, whether interference is detectable in advance, cross-domain scope). Approved: not yet — GiGi hasn't seen it. Once she has and both of you sign off, it's the log's first real entry.</w:t>
       </w:r>
+    </w:p>
+    <w:p>
+      <w:pPr>
+        <w:spacing w:after="120" w:before="320"/>
+      </w:pPr>
+      <w:r>
+        <w:rPr>
+          <w:rFonts w:ascii="Georgia" w:cs="Georgia" w:eastAsia="Georgia" w:hAnsi="Georgia"/>
+          <w:b/>
+          <w:bCs/>
+          <w:i w:val="false"/>
+          <w:iCs w:val="false"/>
+          <w:color w:val="0D2D4F"/>
+          <w:sz w:val="26"/>
+          <w:szCs w:val="26"/>
+        </w:rPr>
+        <w:t xml:space="preserve">From Approved to Live: The Publish Pipeline</w:t>
+      </w:r>
+    </w:p>
+    <w:p>
+      <w:pPr>
+        <w:spacing w:after="150" w:before="0"/>
+      </w:pPr>
+      <w:r>
+        <w:rPr>
+          <w:rFonts w:ascii="Segoe UI" w:cs="Segoe UI" w:eastAsia="Segoe UI" w:hAnsi="Segoe UI"/>
+          <w:b w:val="false"/>
+          <w:bCs w:val="false"/>
+          <w:i w:val="false"/>
+          <w:iCs w:val="false"/>
+          <w:color w:val="444444"/>
+          <w:sz w:val="19"/>
+          <w:szCs w:val="19"/>
+        </w:rPr>
+        <w:t xml:space="preserve">The Approval Lifecycle above answers whether an idea is one of the partnership's shared principles. It doesn't answer a separate, more mechanical question: once something is Approved, how does it actually reach the live framework? That mechanism already exists, built directly into the WIP voting system, and is documented here for the first time so it's something both partners have actually seen, rather than an implementation detail sitting silently in code.</w:t>
+      </w:r>
+    </w:p>
+    <w:tbl>
+      <w:tblPr>
+        <w:tblW w:type="dxa" w:w="10040"/>
+        <w:tblBorders>
+          <w:top w:val="single" w:color="DDE3EE" w:sz="4"/>
+          <w:left w:val="single" w:color="DDE3EE" w:sz="4"/>
+          <w:bottom w:val="single" w:color="DDE3EE" w:sz="4"/>
+          <w:right w:val="single" w:color="DDE3EE" w:sz="4"/>
+          <w:insideH w:val="single" w:color="DDE3EE" w:sz="2"/>
+          <w:insideV w:val="single" w:color="DDE3EE" w:sz="2"/>
+        </w:tblBorders>
+      </w:tblPr>
+      <w:tblGrid>
+        <w:gridCol w:w="2000"/>
+        <w:gridCol w:w="5300"/>
+        <w:gridCol w:w="2740"/>
+      </w:tblGrid>
+      <w:tr>
+        <w:trPr>
+          <w:tblHeader/>
+        </w:trPr>
+        <w:tc>
+          <w:tcPr>
+            <w:tcW w:type="dxa" w:w="2000"/>
+            <w:shd w:fill="1B4F8A" w:val="clear"/>
+            <w:tcMar>
+              <w:top w:type="dxa" w:w="90"/>
+              <w:left w:type="dxa" w:w="120"/>
+              <w:bottom w:type="dxa" w:w="90"/>
+              <w:right w:type="dxa" w:w="120"/>
+            </w:tcMar>
+            <w:vAlign w:val="bottom"/>
+          </w:tcPr>
+          <w:p>
+            <w:pPr>
+              <w:spacing w:after="0" w:before="0"/>
+            </w:pPr>
+            <w:r>
+              <w:rPr>
+                <w:rFonts w:ascii="Segoe UI" w:cs="Segoe UI" w:eastAsia="Segoe UI" w:hAnsi="Segoe UI"/>
+                <w:b/>
+                <w:bCs/>
+                <w:i w:val="false"/>
+                <w:iCs w:val="false"/>
+                <w:color w:val="FFFFFF"/>
+                <w:sz w:val="16"/>
+                <w:szCs w:val="16"/>
+              </w:rPr>
+              <w:t xml:space="preserve">State</w:t>
+            </w:r>
+          </w:p>
+        </w:tc>
+        <w:tc>
+          <w:tcPr>
+            <w:tcW w:type="dxa" w:w="5300"/>
+            <w:shd w:fill="1B4F8A" w:val="clear"/>
+            <w:tcMar>
+              <w:top w:type="dxa" w:w="90"/>
+              <w:left w:type="dxa" w:w="120"/>
+              <w:bottom w:type="dxa" w:w="90"/>
+              <w:right w:type="dxa" w:w="120"/>
+            </w:tcMar>
+            <w:vAlign w:val="bottom"/>
+          </w:tcPr>
+          <w:p>
+            <w:pPr>
+              <w:spacing w:after="0" w:before="0"/>
+            </w:pPr>
+            <w:r>
+              <w:rPr>
+                <w:rFonts w:ascii="Segoe UI" w:cs="Segoe UI" w:eastAsia="Segoe UI" w:hAnsi="Segoe UI"/>
+                <w:b/>
+                <w:bCs/>
+                <w:i w:val="false"/>
+                <w:iCs w:val="false"/>
+                <w:color w:val="FFFFFF"/>
+                <w:sz w:val="16"/>
+                <w:szCs w:val="16"/>
+              </w:rPr>
+              <w:t xml:space="preserve">What It Means</w:t>
+            </w:r>
+          </w:p>
+        </w:tc>
+        <w:tc>
+          <w:tcPr>
+            <w:tcW w:type="dxa" w:w="2740"/>
+            <w:shd w:fill="1B4F8A" w:val="clear"/>
+            <w:tcMar>
+              <w:top w:type="dxa" w:w="90"/>
+              <w:left w:type="dxa" w:w="120"/>
+              <w:bottom w:type="dxa" w:w="90"/>
+              <w:right w:type="dxa" w:w="120"/>
+            </w:tcMar>
+            <w:vAlign w:val="bottom"/>
+          </w:tcPr>
+          <w:p>
+            <w:pPr>
+              <w:spacing w:after="0" w:before="0"/>
+            </w:pPr>
+            <w:r>
+              <w:rPr>
+                <w:rFonts w:ascii="Segoe UI" w:cs="Segoe UI" w:eastAsia="Segoe UI" w:hAnsi="Segoe UI"/>
+                <w:b/>
+                <w:bCs/>
+                <w:i w:val="false"/>
+                <w:iCs w:val="false"/>
+                <w:color w:val="FFFFFF"/>
+                <w:sz w:val="16"/>
+                <w:szCs w:val="16"/>
+              </w:rPr>
+              <w:t xml:space="preserve">Who's Responsible</w:t>
+            </w:r>
+          </w:p>
+        </w:tc>
+      </w:tr>
+      <w:tr>
+        <w:tc>
+          <w:tcPr>
+            <w:tcW w:type="dxa" w:w="2000"/>
+            <w:shd w:fill="FFFFFF" w:val="clear"/>
+            <w:tcMar>
+              <w:top w:type="dxa" w:w="90"/>
+              <w:left w:type="dxa" w:w="120"/>
+              <w:bottom w:type="dxa" w:w="90"/>
+              <w:right w:type="dxa" w:w="120"/>
+            </w:tcMar>
+          </w:tcPr>
+          <w:p>
+            <w:pPr>
+              <w:spacing w:after="0" w:before="0"/>
+            </w:pPr>
+            <w:r>
+              <w:rPr>
+                <w:rFonts w:ascii="Segoe UI" w:cs="Segoe UI" w:eastAsia="Segoe UI" w:hAnsi="Segoe UI"/>
+                <w:b/>
+                <w:bCs/>
+                <w:i w:val="false"/>
+                <w:iCs w:val="false"/>
+                <w:color w:val="222222"/>
+                <w:sz w:val="16"/>
+                <w:szCs w:val="16"/>
+              </w:rPr>
+              <w:t xml:space="preserve">Approved</w:t>
+            </w:r>
+          </w:p>
+        </w:tc>
+        <w:tc>
+          <w:tcPr>
+            <w:tcW w:type="dxa" w:w="5300"/>
+            <w:shd w:fill="FFFFFF" w:val="clear"/>
+            <w:tcMar>
+              <w:top w:type="dxa" w:w="90"/>
+              <w:left w:type="dxa" w:w="120"/>
+              <w:bottom w:type="dxa" w:w="90"/>
+              <w:right w:type="dxa" w:w="120"/>
+            </w:tcMar>
+          </w:tcPr>
+          <w:p>
+            <w:pPr>
+              <w:spacing w:after="0" w:before="0"/>
+            </w:pPr>
+            <w:r>
+              <w:rPr>
+                <w:rFonts w:ascii="Segoe UI" w:cs="Segoe UI" w:eastAsia="Segoe UI" w:hAnsi="Segoe UI"/>
+                <w:b w:val="false"/>
+                <w:bCs w:val="false"/>
+                <w:i w:val="false"/>
+                <w:iCs w:val="false"/>
+                <w:color w:val="222222"/>
+                <w:sz w:val="16"/>
+                <w:szCs w:val="16"/>
+              </w:rPr>
+              <w:t xml:space="preserve">Both Tim and GiGi have cast the same vote — approve — against the item's current content version. A vote cast against an older version doesn't count; a content revision effectively asks for a fresh vote.</w:t>
+            </w:r>
+          </w:p>
+        </w:tc>
+        <w:tc>
+          <w:tcPr>
+            <w:tcW w:type="dxa" w:w="2740"/>
+            <w:shd w:fill="FFFFFF" w:val="clear"/>
+            <w:tcMar>
+              <w:top w:type="dxa" w:w="90"/>
+              <w:left w:type="dxa" w:w="120"/>
+              <w:bottom w:type="dxa" w:w="90"/>
+              <w:right w:type="dxa" w:w="120"/>
+            </w:tcMar>
+          </w:tcPr>
+          <w:p>
+            <w:pPr>
+              <w:spacing w:after="0" w:before="0"/>
+            </w:pPr>
+            <w:r>
+              <w:rPr>
+                <w:rFonts w:ascii="Segoe UI" w:cs="Segoe UI" w:eastAsia="Segoe UI" w:hAnsi="Segoe UI"/>
+                <w:b w:val="false"/>
+                <w:bCs w:val="false"/>
+                <w:i w:val="false"/>
+                <w:iCs w:val="false"/>
+                <w:color w:val="222222"/>
+                <w:sz w:val="16"/>
+                <w:szCs w:val="16"/>
+              </w:rPr>
+              <w:t xml:space="preserve">Tim and GiGi, jointly</w:t>
+            </w:r>
+          </w:p>
+        </w:tc>
+      </w:tr>
+      <w:tr>
+        <w:tc>
+          <w:tcPr>
+            <w:tcW w:type="dxa" w:w="2000"/>
+            <w:shd w:fill="FAFBFD" w:val="clear"/>
+            <w:tcMar>
+              <w:top w:type="dxa" w:w="90"/>
+              <w:left w:type="dxa" w:w="120"/>
+              <w:bottom w:type="dxa" w:w="90"/>
+              <w:right w:type="dxa" w:w="120"/>
+            </w:tcMar>
+          </w:tcPr>
+          <w:p>
+            <w:pPr>
+              <w:spacing w:after="0" w:before="0"/>
+            </w:pPr>
+            <w:r>
+              <w:rPr>
+                <w:rFonts w:ascii="Segoe UI" w:cs="Segoe UI" w:eastAsia="Segoe UI" w:hAnsi="Segoe UI"/>
+                <w:b/>
+                <w:bCs/>
+                <w:i w:val="false"/>
+                <w:iCs w:val="false"/>
+                <w:color w:val="222222"/>
+                <w:sz w:val="16"/>
+                <w:szCs w:val="16"/>
+              </w:rPr>
+              <w:t xml:space="preserve">Publish Requested</w:t>
+            </w:r>
+          </w:p>
+        </w:tc>
+        <w:tc>
+          <w:tcPr>
+            <w:tcW w:type="dxa" w:w="5300"/>
+            <w:shd w:fill="FAFBFD" w:val="clear"/>
+            <w:tcMar>
+              <w:top w:type="dxa" w:w="90"/>
+              <w:left w:type="dxa" w:w="120"/>
+              <w:bottom w:type="dxa" w:w="90"/>
+              <w:right w:type="dxa" w:w="120"/>
+            </w:tcMar>
+          </w:tcPr>
+          <w:p>
+            <w:pPr>
+              <w:spacing w:after="0" w:before="0"/>
+            </w:pPr>
+            <w:r>
+              <w:rPr>
+                <w:rFonts w:ascii="Segoe UI" w:cs="Segoe UI" w:eastAsia="Segoe UI" w:hAnsi="Segoe UI"/>
+                <w:b w:val="false"/>
+                <w:bCs w:val="false"/>
+                <w:i w:val="false"/>
+                <w:iCs w:val="false"/>
+                <w:color w:val="222222"/>
+                <w:sz w:val="16"/>
+                <w:szCs w:val="16"/>
+              </w:rPr>
+              <w:t xml:space="preserve">Once Approved, a request to actually publish can only come from Tim — GiGi reviews and votes, but this step is admin-only by design. The system records who requested it and when, and emails Tim a reminder.</w:t>
+            </w:r>
+          </w:p>
+        </w:tc>
+        <w:tc>
+          <w:tcPr>
+            <w:tcW w:type="dxa" w:w="2740"/>
+            <w:shd w:fill="FAFBFD" w:val="clear"/>
+            <w:tcMar>
+              <w:top w:type="dxa" w:w="90"/>
+              <w:left w:type="dxa" w:w="120"/>
+              <w:bottom w:type="dxa" w:w="90"/>
+              <w:right w:type="dxa" w:w="120"/>
+            </w:tcMar>
+          </w:tcPr>
+          <w:p>
+            <w:pPr>
+              <w:spacing w:after="0" w:before="0"/>
+            </w:pPr>
+            <w:r>
+              <w:rPr>
+                <w:rFonts w:ascii="Segoe UI" w:cs="Segoe UI" w:eastAsia="Segoe UI" w:hAnsi="Segoe UI"/>
+                <w:b w:val="false"/>
+                <w:bCs w:val="false"/>
+                <w:i w:val="false"/>
+                <w:iCs w:val="false"/>
+                <w:color w:val="222222"/>
+                <w:sz w:val="16"/>
+                <w:szCs w:val="16"/>
+              </w:rPr>
+              <w:t xml:space="preserve">Tim</w:t>
+            </w:r>
+          </w:p>
+        </w:tc>
+      </w:tr>
+      <w:tr>
+        <w:tc>
+          <w:tcPr>
+            <w:tcW w:type="dxa" w:w="2000"/>
+            <w:shd w:fill="FFFFFF" w:val="clear"/>
+            <w:tcMar>
+              <w:top w:type="dxa" w:w="90"/>
+              <w:left w:type="dxa" w:w="120"/>
+              <w:bottom w:type="dxa" w:w="90"/>
+              <w:right w:type="dxa" w:w="120"/>
+            </w:tcMar>
+          </w:tcPr>
+          <w:p>
+            <w:pPr>
+              <w:spacing w:after="0" w:before="0"/>
+            </w:pPr>
+            <w:r>
+              <w:rPr>
+                <w:rFonts w:ascii="Segoe UI" w:cs="Segoe UI" w:eastAsia="Segoe UI" w:hAnsi="Segoe UI"/>
+                <w:b/>
+                <w:bCs/>
+                <w:i w:val="false"/>
+                <w:iCs w:val="false"/>
+                <w:color w:val="222222"/>
+                <w:sz w:val="16"/>
+                <w:szCs w:val="16"/>
+              </w:rPr>
+              <w:t xml:space="preserve">Content Integration</w:t>
+            </w:r>
+          </w:p>
+        </w:tc>
+        <w:tc>
+          <w:tcPr>
+            <w:tcW w:type="dxa" w:w="5300"/>
+            <w:shd w:fill="FFFFFF" w:val="clear"/>
+            <w:tcMar>
+              <w:top w:type="dxa" w:w="90"/>
+              <w:left w:type="dxa" w:w="120"/>
+              <w:bottom w:type="dxa" w:w="90"/>
+              <w:right w:type="dxa" w:w="120"/>
+            </w:tcMar>
+          </w:tcPr>
+          <w:p>
+            <w:pPr>
+              <w:spacing w:after="0" w:before="0"/>
+            </w:pPr>
+            <w:r>
+              <w:rPr>
+                <w:rFonts w:ascii="Segoe UI" w:cs="Segoe UI" w:eastAsia="Segoe UI" w:hAnsi="Segoe UI"/>
+                <w:b w:val="false"/>
+                <w:bCs w:val="false"/>
+                <w:i w:val="false"/>
+                <w:iCs w:val="false"/>
+                <w:color w:val="222222"/>
+                <w:sz w:val="16"/>
+                <w:szCs w:val="16"/>
+              </w:rPr>
+              <w:t xml:space="preserve">The approved content is actually built into the live framework — moved out of its draft/concept shell, integrated into the real site or dashboard, any dependent generator updated. This step is not automated; it happens in a working session with Claude.</w:t>
+            </w:r>
+          </w:p>
+        </w:tc>
+        <w:tc>
+          <w:tcPr>
+            <w:tcW w:type="dxa" w:w="2740"/>
+            <w:shd w:fill="FFFFFF" w:val="clear"/>
+            <w:tcMar>
+              <w:top w:type="dxa" w:w="90"/>
+              <w:left w:type="dxa" w:w="120"/>
+              <w:bottom w:type="dxa" w:w="90"/>
+              <w:right w:type="dxa" w:w="120"/>
+            </w:tcMar>
+          </w:tcPr>
+          <w:p>
+            <w:pPr>
+              <w:spacing w:after="0" w:before="0"/>
+            </w:pPr>
+            <w:r>
+              <w:rPr>
+                <w:rFonts w:ascii="Segoe UI" w:cs="Segoe UI" w:eastAsia="Segoe UI" w:hAnsi="Segoe UI"/>
+                <w:b w:val="false"/>
+                <w:bCs w:val="false"/>
+                <w:i w:val="false"/>
+                <w:iCs w:val="false"/>
+                <w:color w:val="222222"/>
+                <w:sz w:val="16"/>
+                <w:szCs w:val="16"/>
+              </w:rPr>
+              <w:t xml:space="preserve">Tim and Claude</w:t>
+            </w:r>
+          </w:p>
+        </w:tc>
+      </w:tr>
+      <w:tr>
+        <w:tc>
+          <w:tcPr>
+            <w:tcW w:type="dxa" w:w="2000"/>
+            <w:shd w:fill="FAFBFD" w:val="clear"/>
+            <w:tcMar>
+              <w:top w:type="dxa" w:w="90"/>
+              <w:left w:type="dxa" w:w="120"/>
+              <w:bottom w:type="dxa" w:w="90"/>
+              <w:right w:type="dxa" w:w="120"/>
+            </w:tcMar>
+          </w:tcPr>
+          <w:p>
+            <w:pPr>
+              <w:spacing w:after="0" w:before="0"/>
+            </w:pPr>
+            <w:r>
+              <w:rPr>
+                <w:rFonts w:ascii="Segoe UI" w:cs="Segoe UI" w:eastAsia="Segoe UI" w:hAnsi="Segoe UI"/>
+                <w:b/>
+                <w:bCs/>
+                <w:i w:val="false"/>
+                <w:iCs w:val="false"/>
+                <w:color w:val="222222"/>
+                <w:sz w:val="16"/>
+                <w:szCs w:val="16"/>
+              </w:rPr>
+              <w:t xml:space="preserve">Published</w:t>
+            </w:r>
+          </w:p>
+        </w:tc>
+        <w:tc>
+          <w:tcPr>
+            <w:tcW w:type="dxa" w:w="5300"/>
+            <w:shd w:fill="FAFBFD" w:val="clear"/>
+            <w:tcMar>
+              <w:top w:type="dxa" w:w="90"/>
+              <w:left w:type="dxa" w:w="120"/>
+              <w:bottom w:type="dxa" w:w="90"/>
+              <w:right w:type="dxa" w:w="120"/>
+            </w:tcMar>
+          </w:tcPr>
+          <w:p>
+            <w:pPr>
+              <w:spacing w:after="0" w:before="0"/>
+            </w:pPr>
+            <w:r>
+              <w:rPr>
+                <w:rFonts w:ascii="Segoe UI" w:cs="Segoe UI" w:eastAsia="Segoe UI" w:hAnsi="Segoe UI"/>
+                <w:b w:val="false"/>
+                <w:bCs w:val="false"/>
+                <w:i w:val="false"/>
+                <w:iCs w:val="false"/>
+                <w:color w:val="222222"/>
+                <w:sz w:val="16"/>
+                <w:szCs w:val="16"/>
+              </w:rPr>
+              <w:t xml:space="preserve">Tim marks the item published once integration is actually complete. This is a pure status flag — it records that the move happened, it doesn't perform it.</w:t>
+            </w:r>
+          </w:p>
+        </w:tc>
+        <w:tc>
+          <w:tcPr>
+            <w:tcW w:type="dxa" w:w="2740"/>
+            <w:shd w:fill="FAFBFD" w:val="clear"/>
+            <w:tcMar>
+              <w:top w:type="dxa" w:w="90"/>
+              <w:left w:type="dxa" w:w="120"/>
+              <w:bottom w:type="dxa" w:w="90"/>
+              <w:right w:type="dxa" w:w="120"/>
+            </w:tcMar>
+          </w:tcPr>
+          <w:p>
+            <w:pPr>
+              <w:spacing w:after="0" w:before="0"/>
+            </w:pPr>
+            <w:r>
+              <w:rPr>
+                <w:rFonts w:ascii="Segoe UI" w:cs="Segoe UI" w:eastAsia="Segoe UI" w:hAnsi="Segoe UI"/>
+                <w:b w:val="false"/>
+                <w:bCs w:val="false"/>
+                <w:i w:val="false"/>
+                <w:iCs w:val="false"/>
+                <w:color w:val="222222"/>
+                <w:sz w:val="16"/>
+                <w:szCs w:val="16"/>
+              </w:rPr>
+              <w:t xml:space="preserve">Tim</w:t>
+            </w:r>
+          </w:p>
+        </w:tc>
+      </w:tr>
+    </w:tbl>
+    <w:p>
+      <w:pPr>
+        <w:spacing w:after="200"/>
+      </w:pPr>
+    </w:p>
+    <w:tbl>
+      <w:tblPr>
+        <w:tblW w:type="dxa" w:w="10040"/>
+        <w:tblBorders>
+          <w:top w:val="single" w:color="auto" w:sz="4"/>
+          <w:left w:val="single" w:color="auto" w:sz="4"/>
+          <w:bottom w:val="single" w:color="auto" w:sz="4"/>
+          <w:right w:val="single" w:color="auto" w:sz="4"/>
+          <w:insideH w:val="single" w:color="auto" w:sz="4"/>
+          <w:insideV w:val="single" w:color="auto" w:sz="4"/>
+        </w:tblBorders>
+      </w:tblPr>
+      <w:tblGrid>
+        <w:gridCol w:w="10040"/>
+      </w:tblGrid>
+      <w:tr>
+        <w:tc>
+          <w:tcPr>
+            <w:tcW w:type="dxa" w:w="10040"/>
+            <w:tcBorders>
+              <w:top w:val="none" w:color="FFFFFF" w:sz="0"/>
+              <w:left w:val="single" w:color="1B4F8A" w:sz="24"/>
+              <w:bottom w:val="none" w:color="FFFFFF" w:sz="0"/>
+              <w:right w:val="none" w:color="FFFFFF" w:sz="0"/>
+            </w:tcBorders>
+            <w:shd w:fill="EEF3FA" w:val="clear"/>
+            <w:tcMar>
+              <w:top w:type="dxa" w:w="160"/>
+              <w:left w:type="dxa" w:w="220"/>
+              <w:bottom w:type="dxa" w:w="160"/>
+              <w:right w:type="dxa" w:w="220"/>
+            </w:tcMar>
+          </w:tcPr>
+          <w:p>
+            <w:pPr>
+              <w:spacing w:after="0" w:before="0"/>
+            </w:pPr>
+            <w:r>
+              <w:rPr>
+                <w:rFonts w:ascii="Segoe UI" w:cs="Segoe UI" w:eastAsia="Segoe UI" w:hAnsi="Segoe UI"/>
+                <w:b/>
+                <w:bCs/>
+                <w:i w:val="false"/>
+                <w:iCs w:val="false"/>
+                <w:color w:val="1B4F8A"/>
+                <w:sz w:val="19"/>
+                <w:szCs w:val="19"/>
+              </w:rPr>
+              <w:t xml:space="preserve">Why Publish Requested and Published are separate steps: </w:t>
+            </w:r>
+            <w:r>
+              <w:rPr>
+                <w:rFonts w:ascii="Segoe UI" w:cs="Segoe UI" w:eastAsia="Segoe UI" w:hAnsi="Segoe UI"/>
+                <w:b w:val="false"/>
+                <w:bCs w:val="false"/>
+                <w:i w:val="false"/>
+                <w:iCs w:val="false"/>
+                <w:color w:val="444444"/>
+                <w:sz w:val="19"/>
+                <w:szCs w:val="19"/>
+              </w:rPr>
+              <w:t xml:space="preserve">Requesting a publish and the content actually being live are not the same moment — Content Integration sits in between, and it can take real work. Splitting the two means the catalog never silently claims something is published before it's true, and it gives Tim a visible reminder to actually do the integration rather than a request that quietly stalls.</w:t>
+            </w:r>
+          </w:p>
+        </w:tc>
+      </w:tr>
+    </w:tbl>
+    <w:p>
+      <w:pPr>
+        <w:spacing w:after="200"/>
+      </w:pPr>
     </w:p>
     <w:sectPr>
       <w:footerReference w:type="default" r:id="rId7"/>
